--- a/input/渠道与门店管理策略.docx
+++ b/input/渠道与门店管理策略.docx
@@ -48,22 +48,27 @@
     </w:p>
     <w:p>
       <w:r>
-        <w:t>2.1 A 级门店:到店坪效≥5000 元/㎡/月,租售比≤15%,同店增长≥5%。</w:t>
+        <w:t>2.1 到店坪效 = 月均到店销售额 ÷ 营业面积;租售比 = 月均租金 ÷ 月均到店销售额。</w:t>
       </w:r>
     </w:p>
     <w:p>
       <w:r>
-        <w:t>2.2 B 级门店:到店坪效 2000-5000 元/㎡/月,租售比 15%-25%。</w:t>
+        <w:t>2.2 门店分级按到店坪效:A 级 ≥5000 元/㎡/月;B 级 2000-5000 元/㎡/月;C 级 1000-2000 元/㎡/月;D 级 &lt;1000 元/㎡/月。</w:t>
       </w:r>
     </w:p>
     <w:p>
       <w:r>
-        <w:t>2.3 C 级门店:到店坪效 1000-2000 元/㎡/月,租售比 25%-35%。</w:t>
+        <w:t>2.3 租售比 &gt;35% 的门店,不参与 2.2 分级,直接列为 D 级。</w:t>
       </w:r>
     </w:p>
     <w:p>
       <w:r>
-        <w:t>2.4 D 级门店:到店坪效&lt;1000 元/㎡/月或租售比&gt;35%,列为整改或闭店候选。</w:t>
+        <w:t>2.4 D 级门店列为整改或闭店候选,处置动作按第 6 章执行。</w:t>
+      </w:r>
+    </w:p>
+    <w:p>
+      <w:r>
+        <w:t>2.5 计划期内发生面积调整的门店(台账中以"面积是否调整=是"标识),其按当前面积计算的坪效口径可能失真,须在《异常与待核清单》中披露。</w:t>
       </w:r>
     </w:p>
     <w:p>
@@ -76,22 +81,37 @@
     </w:p>
     <w:p>
       <w:r>
-        <w:t>3.1 门店发货、到店自提订单计入线上渠道,同时按发货/自提归属计入门店履约贡献。</w:t>
+        <w:t>3.1 门店发货、到店自提订单计入线上渠道收入,同时按发货/自提归属计入门店履约贡献。</w:t>
       </w:r>
     </w:p>
     <w:p>
       <w:r>
-        <w:t>3.2 即时配送订单归属即时零售渠道,履约成本由渠道承担。</w:t>
+        <w:t>3.2 即时配送订单归属即时零售渠道,履约成本由渠道承担,门店作为履约节点。</w:t>
       </w:r>
     </w:p>
     <w:p>
       <w:r>
-        <w:t>3.3 门店履约贡献(发货+自提订单的销售收入)计入《门店经营台账》的"门店 O2O 履约贡献"字段。</w:t>
+        <w:t>3.3 快递订单由中心仓发货,不计入门店履约,该部分订单不关联门店。</w:t>
       </w:r>
     </w:p>
     <w:p>
       <w:r>
-        <w:t>3.4 门店仅承担履约侧的人工与包装成本(对应《门店费用》中的"履约包装"字段)。</w:t>
+        <w:t>3.4 门店发货、到店自提、即时配送订单必须关联门店ID;快递订单不关联门店ID。</w:t>
+      </w:r>
+    </w:p>
+    <w:p>
+      <w:r>
+        <w:t>3.5 门店履约贡献 = 该门店当月"门店发货 + 到店自提"订单的净收入合计,计入《门店经营台账》"门店O2O履约贡献"字段。</w:t>
+      </w:r>
+    </w:p>
+    <w:p>
+      <w:r>
+        <w:t>3.6 "线上订单履约单量" = 自提单量 + 门店发货单量,与渠道订单明细一致。</w:t>
+      </w:r>
+    </w:p>
+    <w:p>
+      <w:r>
+        <w:t>3.7 门店仅承担履约侧的人工与包装成本(对应《门店费用》中的"履约包装"字段)。</w:t>
       </w:r>
     </w:p>
     <w:p>
@@ -115,6 +135,11 @@
     <w:p>
       <w:r>
         <w:t>4.3 无法确认时标记"待补",不得用假设补齐事实。</w:t>
+      </w:r>
+    </w:p>
+    <w:p>
+      <w:r>
+        <w:t>4.4 租金口径:合同条款(租期、月租金、物业费、递增、违约金、免租期)以《华东区门店租约汇总》为准;损益与经营分析(租售比、门店盈亏)以《门店经营台账·门店费用》的"租金及物业费"为准,该字段 = 合同月租金 + 物业费。两者不一致时按 4.3 标记待补,不得自行假设。</w:t>
       </w:r>
     </w:p>
     <w:p>
@@ -150,12 +175,106 @@
     </w:p>
     <w:p>
       <w:r>
-        <w:t>6.2 租售比连续 3 个月&gt;35%,可转为前置仓或自提点。</w:t>
+        <w:t>6.2 租售比连续 3 个月 &gt;35%,可转为前置仓或自提点。</w:t>
       </w:r>
     </w:p>
     <w:p>
       <w:r>
-        <w:t>6.3 面积调整门店不计入同店口径。</w:t>
+        <w:t>6.3 连续月度判定按当月指标计算,不得用半年均值替代。</w:t>
+      </w:r>
+    </w:p>
+    <w:p>
+      <w:r>
+        <w:t>6.4 闭店成本包含租约约定的违约金,并纳入决策依据。</w:t>
+      </w:r>
+    </w:p>
+    <w:p>
+      <w:pPr>
+        <w:pStyle w:val="Heading1"/>
+      </w:pPr>
+      <w:r>
+        <w:t>7. 促销与投放效果口径</w:t>
+      </w:r>
+    </w:p>
+    <w:p>
+      <w:r>
+        <w:t>7.1 活动 ROI = 增量毛利 ÷ 活动实际费用。</w:t>
+      </w:r>
+    </w:p>
+    <w:p>
+      <w:r>
+        <w:t>7.2 增量销售额 = 活动期间销售额 − 活动前销售额;增量毛利 = 增量销售额 × 活动毛利率。</w:t>
+      </w:r>
+    </w:p>
+    <w:p>
+      <w:r>
+        <w:t>7.3 投放 ROI = 投放带来的支付金额 ÷ 投放金额。</w:t>
+      </w:r>
+    </w:p>
+    <w:p>
+      <w:r>
+        <w:t>7.4 折扣率 = 1 − 活动价 ÷ 原价;活动价不得低于单位成本。</w:t>
+      </w:r>
+    </w:p>
+    <w:p>
+      <w:pPr>
+        <w:pStyle w:val="Heading1"/>
+      </w:pPr>
+      <w:r>
+        <w:t>8. 商品与品类等级</w:t>
+      </w:r>
+    </w:p>
+    <w:p>
+      <w:r>
+        <w:t>8.1 SKU 毛利率 = (标准标价 − 单位成本) ÷ 标准标价。</w:t>
+      </w:r>
+    </w:p>
+    <w:p>
+      <w:r>
+        <w:t>8.2 品类等级:A 级(毛利率≥40%)、B 级(25%-40%)、C 级(&lt;25%)。</w:t>
+      </w:r>
+    </w:p>
+    <w:p>
+      <w:r>
+        <w:t>8.3 停售 SKU 不得产生新增销售;季节性 SKU 仅在适销期销售。</w:t>
+      </w:r>
+    </w:p>
+    <w:p>
+      <w:pPr>
+        <w:pStyle w:val="Heading1"/>
+      </w:pPr>
+      <w:r>
+        <w:t>9. 会员与订单口径</w:t>
+      </w:r>
+    </w:p>
+    <w:p>
+      <w:r>
+        <w:t>9.1 会员注册渠道:线上渠道注册记 CH01-CH06;门店注册记为"门店",并填写注册门店ID,会员城市取注册门店所在城市。</w:t>
+      </w:r>
+    </w:p>
+    <w:p>
+      <w:r>
+        <w:t>9.2 会员状态以基准日 2026-06-30 计算:最近购买 ≤60 天为活跃,61-120 天为沉睡,&gt;120 天为流失;两表中流失口径一致。</w:t>
+      </w:r>
+    </w:p>
+    <w:p>
+      <w:r>
+        <w:t>9.3 RFM 分由最近购买(R)、订单数(F)、累计消费(M)综合排名得出,1-5 分,5 分最高。</w:t>
+      </w:r>
+    </w:p>
+    <w:p>
+      <w:r>
+        <w:t>9.4 跨渠道购买渠道数 = 该会员购买过的不同渠道数(含门店)。</w:t>
+      </w:r>
+    </w:p>
+    <w:p>
+      <w:r>
+        <w:t>9.5 会员订单类型:线下(渠道ID 为空、门店ID 必填)、线上(渠道ID 必填、门店ID 为空)、O2O(渠道ID 与门店ID 均必填)。</w:t>
+      </w:r>
+    </w:p>
+    <w:p>
+      <w:r>
+        <w:t>9.6 会员累计消费以《会员订单》为口径;《渠道销售明细》的会员标识仅用于渠道归因,不重复计入会员累计消费。</w:t>
       </w:r>
     </w:p>
     <w:sectPr>

--- a/input/渠道与门店管理策略.docx
+++ b/input/渠道与门店管理策略.docx
@@ -143,6 +143,46 @@
       </w:r>
     </w:p>
     <w:p>
+      <w:r>
+        <w:t>4.5 租金口径补充:台账"租金及物业费"为合同基数(月租金 + 物业费),不含按租约"递增条款"产生的年度递增;涉及 2026H2 的租金测算,须依据租约递增条款与租期开始日推算的周年日另行测算。</w:t>
+      </w:r>
+    </w:p>
+    <w:p>
+      <w:r>
+        <w:t>4.6 客单价口径:渠道客单价 = 净收入 ÷ 订单量;门店客单价 = 到店销售额 ÷ 订单数;两者分子口径不同,不可直接横向比较。</w:t>
+      </w:r>
+    </w:p>
+    <w:p>
+      <w:r>
+        <w:t>4.7 到店业务口径:到店销售额、订单数、毛利额、进店客流、连带率、退货额、动销SKU数、缺货率、损耗率以《门店经营台账》汇总值为准,材料不提供到店订单级明细,不要求作订单级核验。</w:t>
+      </w:r>
+    </w:p>
+    <w:p>
+      <w:r>
+        <w:t>4.8 费用口径:门店费用中"人力、营销、水电、履约包装、其他、折旧摊销"只到费用级,不得据以反推编制人数、资源用量或资产清单;渠道费用中"履约费、包装费、退货售后费、支付手续费、其他费用"按实际发生额披露,无费率规则,不作独立复算。</w:t>
+      </w:r>
+    </w:p>
+    <w:p>
+      <w:r>
+        <w:t>4.9 损益范围:本次损益仅含渠道侧与门店侧两级,不含中心仓运营成本、干线物流成本与总部分摊。</w:t>
+      </w:r>
+    </w:p>
+    <w:p>
+      <w:r>
+        <w:t>4.10 退款成本口径:全额退款订单的商品成本按不可回收处理,不作成本冲回。</w:t>
+      </w:r>
+    </w:p>
+    <w:p>
+      <w:r>
+        <w:t>4.11 数据提取时点:本次数据的提取时点为 2026-06-25,2026-06 订单在 6 月之后发生的退款尚未入账;2026-06 的退款完整性不成立,该月退款率与渠道净收入只作参考,不得用于跨月排名。</w:t>
+      </w:r>
+    </w:p>
+    <w:p>
+      <w:r>
+        <w:t>4.12 比对容差:金额类指标复算比对的容差为 ±0.01 元。</w:t>
+      </w:r>
+    </w:p>
+    <w:p>
       <w:pPr>
         <w:pStyle w:val="Heading1"/>
       </w:pPr>
@@ -170,7 +210,7 @@
     </w:p>
     <w:p>
       <w:r>
-        <w:t>6.1 租约到期且连续 6 个月 D 级,可启动闭店评估。</w:t>
+        <w:t>6.1 租约到期且连续 6 个月 D 级,可启动闭店评估。其中"到期"指租期结束日不晚于建议执行期末(2026-12-31);基准日前已到期但仍在营的门店,须先核实续约状态再行处置。</w:t>
       </w:r>
     </w:p>
     <w:p>
@@ -198,12 +238,12 @@
     </w:p>
     <w:p>
       <w:r>
-        <w:t>7.1 活动 ROI = 增量毛利 ÷ 活动实际费用。</w:t>
+        <w:t>7.1 活动 ROI = 增量毛利 ÷ 活动实际费用;分母"活动实际费用"指《促销活动记录》中该活动的实际费用,不含同期媒介投放;如需含投放的全成本口径,须另行测算并明确标注。</w:t>
       </w:r>
     </w:p>
     <w:p>
       <w:r>
-        <w:t>7.2 增量销售额 = 活动期间销售额 − 活动前销售额;增量毛利 = 增量销售额 × 活动毛利率。</w:t>
+        <w:t>7.2 增量销售额 = 活动期间销售额 − 活动前销售额;增量毛利 = 增量销售额 × 活动毛利率。"活动期间销售额"为该渠道在活动起止日期内的订单收入合计(活动清单的"门店ID"为活动发起门店,不改变聚合口径);"活动前销售额"为该渠道"非活动期日均收入 × 活动天数",其中非活动期指 H1 内不属于该渠道任何活动窗口的日期;同一渠道存在并行活动时,同一笔订单会被多个活动重复计入期间销售额,须在分析中说明。</w:t>
       </w:r>
     </w:p>
     <w:p>
@@ -214,6 +254,16 @@
     <w:p>
       <w:r>
         <w:t>7.4 折扣率 = 1 − 活动价 ÷ 原价;活动价不得低于单位成本。</w:t>
+      </w:r>
+    </w:p>
+    <w:p>
+      <w:r>
+        <w:t>7.5 活动预算按季度审批:实际费用超预算 10% 以内的由营销负责人核准,超过 10% 的须报分管副总审批;超预算活动须在《异常与待核清单》中列示。</w:t>
+      </w:r>
+    </w:p>
+    <w:p>
+      <w:r>
+        <w:t>7.6 平台佣金与技术服务费按退款前成交收入(即《渠道销售明细》的"收入"字段)计提,退款不改变已计提金额。</w:t>
       </w:r>
     </w:p>
     <w:p>
@@ -264,7 +314,7 @@
     </w:p>
     <w:p>
       <w:r>
-        <w:t>9.4 跨渠道购买渠道数 = 该会员购买过的不同渠道数(含门店)。</w:t>
+        <w:t>9.4 跨渠道购买渠道数 = 该会员购买过的不同渠道数(含门店);O2O 订单计入其渠道ID,不另计门店渠道。</w:t>
       </w:r>
     </w:p>
     <w:p>
@@ -275,6 +325,16 @@
     <w:p>
       <w:r>
         <w:t>9.6 会员累计消费以《会员订单》为口径;《渠道销售明细》的会员标识仅用于渠道归因,不重复计入会员累计消费。</w:t>
+      </w:r>
+    </w:p>
+    <w:p>
+      <w:r>
+        <w:t>9.7 "复购渠道"为该会员首购渠道之外、实际发生购买的其他渠道列表;同渠道复购不记入该字段;"复购渠道=无"表示没有首购渠道之外的购买,不等于该会员没有复购订单。</w:t>
+      </w:r>
+    </w:p>
+    <w:p>
+      <w:r>
+        <w:t>9.8 会员订单与渠道销售明细为两套独立编号体系:会员订单用于会员口径统计,渠道销售明细用于渠道经营归因,两者不作逐笔勾稽;若需按月对照,须说明两表覆盖范围差异。</w:t>
       </w:r>
     </w:p>
     <w:sectPr>
